--- a/Documentatie.docx
+++ b/Documentatie.docx
@@ -68,7 +68,7 @@
           <w:sz w:val="32"/>
           <w:szCs w:val="32"/>
         </w:rPr>
-        <w:t>1</w:t>
+        <w:t xml:space="preserve">1. Tema aleasă: </w:t>
       </w:r>
       <w:r>
         <w:rPr>
@@ -76,126 +76,173 @@
           <w:sz w:val="32"/>
           <w:szCs w:val="32"/>
         </w:rPr>
-        <w:t xml:space="preserve">. Tema aleasă: </w:t>
-      </w:r>
-      <w:r>
+        <w:t>Cafenea &amp; Sushi</w:t>
+      </w:r>
+    </w:p>
+    <w:p>
+      <w:pPr>
+        <w:spacing w:line="360" w:lineRule="auto"/>
         <w:rPr>
           <w:rFonts w:eastAsia="Times New Roman" w:cs="Times New Roman"/>
           <w:sz w:val="32"/>
           <w:szCs w:val="32"/>
         </w:rPr>
-        <w:t>Cafenea &amp; Sushi</w:t>
-      </w:r>
-    </w:p>
-    <w:p>
-      <w:pPr>
-        <w:spacing w:line="360" w:lineRule="auto"/>
+      </w:pPr>
+      <w:r>
         <w:rPr>
           <w:rFonts w:eastAsia="Times New Roman" w:cs="Times New Roman"/>
           <w:sz w:val="32"/>
           <w:szCs w:val="32"/>
         </w:rPr>
-      </w:pPr>
+        <w:t>2</w:t>
+      </w:r>
       <w:r>
         <w:rPr>
           <w:rFonts w:eastAsia="Times New Roman" w:cs="Times New Roman"/>
           <w:sz w:val="32"/>
           <w:szCs w:val="32"/>
         </w:rPr>
-        <w:t>2</w:t>
-      </w:r>
-      <w:r>
+        <w:t xml:space="preserve">. Descriere: </w:t>
+      </w:r>
+    </w:p>
+    <w:p>
+      <w:pPr>
+        <w:spacing w:line="360" w:lineRule="auto"/>
+        <w:rPr>
+          <w:rFonts w:eastAsia="Times New Roman" w:cs="Times New Roman"/>
+          <w:szCs w:val="28"/>
+        </w:rPr>
+      </w:pPr>
+      <w:r>
+        <w:rPr>
+          <w:rFonts w:eastAsia="Times New Roman" w:cs="Times New Roman"/>
+          <w:szCs w:val="28"/>
+        </w:rPr>
+        <w:t xml:space="preserve">Site-ul constituie platforma online a unui bistro cu un concept fusion, în care clienții pot vizualiza meniul și pot achiziționa atât preparate de tip sushi, cât și cafea de specialitate. </w:t>
+      </w:r>
+    </w:p>
+    <w:p>
+      <w:pPr>
+        <w:spacing w:line="360" w:lineRule="auto"/>
+        <w:rPr>
+          <w:rFonts w:eastAsia="Times New Roman" w:cs="Times New Roman"/>
+          <w:szCs w:val="28"/>
+        </w:rPr>
+      </w:pPr>
+      <w:r>
+        <w:rPr>
+          <w:rFonts w:eastAsia="Times New Roman" w:cs="Times New Roman"/>
+          <w:szCs w:val="28"/>
+        </w:rPr>
+        <w:t>Se vor regăsi informații despre fiecare categorie</w:t>
+      </w:r>
+      <w:r>
+        <w:rPr>
+          <w:rFonts w:eastAsia="Times New Roman" w:cs="Times New Roman"/>
+          <w:szCs w:val="28"/>
+        </w:rPr>
+        <w:t xml:space="preserve">, </w:t>
+      </w:r>
+      <w:r>
+        <w:rPr>
+          <w:rFonts w:eastAsia="Times New Roman" w:cs="Times New Roman"/>
+          <w:szCs w:val="28"/>
+        </w:rPr>
+        <w:t>dar și specifice fiecărui preparat (ingrediente, alergeni, gramaj). Se va folosi un sistem de tag-uri pentru ca utilizatorii să efectueze o căutare mai ușoară a preparatelor dorite</w:t>
+      </w:r>
+      <w:r>
+        <w:rPr>
+          <w:rFonts w:eastAsia="Times New Roman" w:cs="Times New Roman"/>
+          <w:szCs w:val="28"/>
+        </w:rPr>
+        <w:t>.</w:t>
+      </w:r>
+    </w:p>
+    <w:p>
+      <w:pPr>
+        <w:spacing w:line="360" w:lineRule="auto"/>
+        <w:rPr>
+          <w:rFonts w:eastAsia="Times New Roman" w:cs="Times New Roman"/>
+          <w:szCs w:val="28"/>
+        </w:rPr>
+      </w:pPr>
+      <w:r>
+        <w:rPr>
+          <w:rFonts w:eastAsia="Times New Roman" w:cs="Times New Roman"/>
+          <w:szCs w:val="28"/>
+        </w:rPr>
+        <w:t>În plus, platforma va include o secțiune dedicată unde utilizatorii pot vizualiza evenimentele organizate în locație</w:t>
+      </w:r>
+      <w:r>
+        <w:rPr>
+          <w:rFonts w:eastAsia="Times New Roman" w:cs="Times New Roman"/>
+          <w:szCs w:val="28"/>
+        </w:rPr>
+        <w:t xml:space="preserve">, </w:t>
+      </w:r>
+      <w:r>
+        <w:rPr>
+          <w:rFonts w:eastAsia="Times New Roman" w:cs="Times New Roman"/>
+          <w:szCs w:val="28"/>
+        </w:rPr>
+        <w:t xml:space="preserve">având acces la detalii specifice pentru fiecare în parte. Pentru clienții care doresc să ia masa în local, site-ul oferă un sistem rapid de rezervări </w:t>
+      </w:r>
+      <w:r>
+        <w:rPr>
+          <w:rFonts w:eastAsia="Times New Roman" w:cs="Times New Roman"/>
+          <w:szCs w:val="28"/>
+        </w:rPr>
+        <w:t>online</w:t>
+      </w:r>
+      <w:r>
+        <w:rPr>
+          <w:rFonts w:eastAsia="Times New Roman" w:cs="Times New Roman"/>
+          <w:szCs w:val="28"/>
+        </w:rPr>
+        <w:t>.</w:t>
+      </w:r>
+    </w:p>
+    <w:p>
+      <w:pPr>
+        <w:spacing w:line="360" w:lineRule="auto"/>
         <w:rPr>
           <w:rFonts w:eastAsia="Times New Roman" w:cs="Times New Roman"/>
           <w:sz w:val="32"/>
           <w:szCs w:val="32"/>
         </w:rPr>
-        <w:t xml:space="preserve">. Descriere: </w:t>
-      </w:r>
-    </w:p>
-    <w:p>
-      <w:pPr>
-        <w:spacing w:line="360" w:lineRule="auto"/>
-        <w:rPr>
-          <w:rFonts w:eastAsia="Times New Roman" w:cs="Times New Roman"/>
-          <w:szCs w:val="28"/>
-        </w:rPr>
-      </w:pPr>
-      <w:r>
-        <w:rPr>
-          <w:rFonts w:eastAsia="Times New Roman" w:cs="Times New Roman"/>
-          <w:szCs w:val="28"/>
-        </w:rPr>
-        <w:t xml:space="preserve">Site-ul constituie platforma online a unui bistro cu un concept fusion, în care clienții pot vizualiza meniul și pot achiziționa atât preparate de tip sushi, cât și cafea de specialitate. </w:t>
-      </w:r>
-    </w:p>
-    <w:p>
-      <w:pPr>
-        <w:spacing w:line="360" w:lineRule="auto"/>
-        <w:rPr>
-          <w:rFonts w:eastAsia="Times New Roman" w:cs="Times New Roman"/>
-          <w:szCs w:val="28"/>
-        </w:rPr>
-      </w:pPr>
-      <w:r>
-        <w:rPr>
-          <w:rFonts w:eastAsia="Times New Roman" w:cs="Times New Roman"/>
-          <w:szCs w:val="28"/>
-        </w:rPr>
-        <w:t>Se vor regăsi informații despre fiecare categorie</w:t>
-      </w:r>
-      <w:r>
-        <w:rPr>
-          <w:rFonts w:eastAsia="Times New Roman" w:cs="Times New Roman"/>
-          <w:szCs w:val="28"/>
-        </w:rPr>
-        <w:t xml:space="preserve">, </w:t>
-      </w:r>
-      <w:r>
-        <w:rPr>
-          <w:rFonts w:eastAsia="Times New Roman" w:cs="Times New Roman"/>
-          <w:szCs w:val="28"/>
-        </w:rPr>
-        <w:t>dar și specifice fiecărui preparat (ingrediente, alergeni, gramaj).</w:t>
-      </w:r>
-      <w:r>
-        <w:rPr>
-          <w:rFonts w:eastAsia="Times New Roman" w:cs="Times New Roman"/>
-          <w:szCs w:val="28"/>
-        </w:rPr>
-        <w:t xml:space="preserve"> </w:t>
-      </w:r>
-      <w:r>
-        <w:rPr>
-          <w:rFonts w:eastAsia="Times New Roman" w:cs="Times New Roman"/>
-          <w:szCs w:val="28"/>
-        </w:rPr>
-        <w:t>Se va folosi un sistem de tag-uri pentru ca utilizatorii să efectueze o căutare mai ușoară a preparatelor dorite</w:t>
-      </w:r>
-      <w:r>
-        <w:rPr>
-          <w:rFonts w:eastAsia="Times New Roman" w:cs="Times New Roman"/>
-          <w:szCs w:val="28"/>
-        </w:rPr>
-        <w:t>.</w:t>
-      </w:r>
-    </w:p>
-    <w:p>
-      <w:pPr>
-        <w:spacing w:line="360" w:lineRule="auto"/>
+      </w:pPr>
+      <w:r>
         <w:rPr>
           <w:rFonts w:eastAsia="Times New Roman" w:cs="Times New Roman"/>
           <w:sz w:val="32"/>
           <w:szCs w:val="32"/>
         </w:rPr>
-      </w:pPr>
-      <w:r>
+        <w:t>Plan site</w:t>
+      </w:r>
+    </w:p>
+    <w:p>
+      <w:pPr>
+        <w:spacing w:line="360" w:lineRule="auto"/>
         <w:rPr>
           <w:rFonts w:eastAsia="Times New Roman" w:cs="Times New Roman"/>
           <w:sz w:val="32"/>
           <w:szCs w:val="32"/>
         </w:rPr>
-        <w:t>Plan site</w:t>
+      </w:pPr>
+      <w:r>
+        <w:rPr>
+          <w:rFonts w:eastAsia="Times New Roman" w:cs="Times New Roman"/>
+          <w:szCs w:val="28"/>
+        </w:rPr>
+        <w:t xml:space="preserve">Pagina principală va conține un scurt istoric și o listă cu cele mai populare produse. Site-ul va avea o pagină „Meniu” cu categorii clare, unde fiecare articol va beneficia de propria lui secțiune detaliată. Va exista o pagină dedicată pentru „Rezervări” cu formular integrat, dar și o pagină de „Evenimente” pentru ateliere și degustări.. În </w:t>
+      </w:r>
+      <w:r>
+        <w:rPr>
+          <w:rFonts w:eastAsia="Times New Roman" w:cs="Times New Roman"/>
+          <w:szCs w:val="28"/>
+        </w:rPr>
+        <w:lastRenderedPageBreak/>
+        <w:t>footer se vor afla informațiile de contact, programul, termenii și condițiile, și politica de confidențialitate.</w:t>
       </w:r>
     </w:p>
     <w:p>
@@ -210,27 +257,18 @@
       <w:r>
         <w:rPr>
           <w:rFonts w:eastAsia="Times New Roman" w:cs="Times New Roman"/>
-          <w:szCs w:val="28"/>
-        </w:rPr>
-        <w:t>Pagina principală va conține un scurt istoric și o listă cu cele mai populare produse. Site-ul va avea o pagină „Meniu” cu categorii clare, unde fiecare articol va beneficia de propria lui secțiune detaliată. Va exista o pagină dedicată pentru „Rezervări” cu formular integrat, dar și o pagină de „Evenimente” pentru ateliere și degustări.. În footer se vor afla informațiile de contact, programul, termenii și condițiile, și politica de confidențialitate.</w:t>
-      </w:r>
-    </w:p>
-    <w:p>
-      <w:pPr>
-        <w:spacing w:line="360" w:lineRule="auto"/>
-        <w:rPr>
-          <w:rFonts w:eastAsia="Times New Roman" w:cs="Times New Roman"/>
           <w:sz w:val="32"/>
           <w:szCs w:val="32"/>
         </w:rPr>
-      </w:pPr>
+        <w:t>Cuvinte cheie</w:t>
+      </w:r>
       <w:r>
         <w:rPr>
           <w:rFonts w:eastAsia="Times New Roman" w:cs="Times New Roman"/>
           <w:sz w:val="32"/>
           <w:szCs w:val="32"/>
         </w:rPr>
-        <w:t>Cuvinte cheie</w:t>
+        <w:t xml:space="preserve"> </w:t>
       </w:r>
       <w:r>
         <w:rPr>
@@ -238,7 +276,7 @@
           <w:sz w:val="32"/>
           <w:szCs w:val="32"/>
         </w:rPr>
-        <w:t xml:space="preserve"> </w:t>
+        <w:t xml:space="preserve">: bistro, sushi, cafea, </w:t>
       </w:r>
       <w:r>
         <w:rPr>
@@ -246,16 +284,18 @@
           <w:sz w:val="32"/>
           <w:szCs w:val="32"/>
         </w:rPr>
-        <w:t xml:space="preserve">: bistro, sushi, cafea, </w:t>
-      </w:r>
-      <w:r>
+        <w:t>cafenea.</w:t>
+      </w:r>
+    </w:p>
+    <w:p>
+      <w:pPr>
+        <w:spacing w:line="360" w:lineRule="auto"/>
         <w:rPr>
           <w:rFonts w:eastAsia="Times New Roman" w:cs="Times New Roman"/>
           <w:sz w:val="32"/>
           <w:szCs w:val="32"/>
         </w:rPr>
-        <w:t>cafenea.</w:t>
-      </w:r>
+      </w:pPr>
     </w:p>
     <w:p>
       <w:pPr>
@@ -266,31 +306,20 @@
           <w:szCs w:val="32"/>
         </w:rPr>
       </w:pPr>
-    </w:p>
-    <w:p>
-      <w:pPr>
-        <w:spacing w:line="360" w:lineRule="auto"/>
+      <w:r>
         <w:rPr>
           <w:rFonts w:eastAsia="Times New Roman" w:cs="Times New Roman"/>
           <w:sz w:val="32"/>
           <w:szCs w:val="32"/>
         </w:rPr>
-      </w:pPr>
+        <w:t>Analiza site-urilor similare</w:t>
+      </w:r>
       <w:r>
         <w:rPr>
           <w:rFonts w:eastAsia="Times New Roman" w:cs="Times New Roman"/>
           <w:sz w:val="32"/>
           <w:szCs w:val="32"/>
         </w:rPr>
-        <w:lastRenderedPageBreak/>
-        <w:t>Analiza site-urilor similare</w:t>
-      </w:r>
-      <w:r>
-        <w:rPr>
-          <w:rFonts w:eastAsia="Times New Roman" w:cs="Times New Roman"/>
-          <w:sz w:val="32"/>
-          <w:szCs w:val="32"/>
-        </w:rPr>
         <w:t>:</w:t>
       </w:r>
     </w:p>
@@ -348,47 +377,7 @@
           <w:bCs/>
           <w:szCs w:val="28"/>
         </w:rPr>
-        <w:t>Ze</w:t>
-      </w:r>
-      <w:r>
-        <w:rPr>
-          <w:rStyle w:val="Hyperlink"/>
-          <w:rFonts w:eastAsia="Times New Roman" w:cs="Times New Roman"/>
-          <w:b/>
-          <w:bCs/>
-          <w:szCs w:val="28"/>
-        </w:rPr>
-        <w:t>n</w:t>
-      </w:r>
-      <w:r>
-        <w:rPr>
-          <w:rStyle w:val="Hyperlink"/>
-          <w:rFonts w:eastAsia="Times New Roman" w:cs="Times New Roman"/>
-          <w:b/>
-          <w:bCs/>
-          <w:szCs w:val="28"/>
-        </w:rPr>
-        <w:t>S</w:t>
-      </w:r>
-      <w:r>
-        <w:rPr>
-          <w:rStyle w:val="Hyperlink"/>
-          <w:rFonts w:eastAsia="Times New Roman" w:cs="Times New Roman"/>
-          <w:b/>
-          <w:bCs/>
-          <w:szCs w:val="28"/>
-        </w:rPr>
-        <w:t>u</w:t>
-      </w:r>
-      <w:r>
-        <w:rPr>
-          <w:rStyle w:val="Hyperlink"/>
-          <w:rFonts w:eastAsia="Times New Roman" w:cs="Times New Roman"/>
-          <w:b/>
-          <w:bCs/>
-          <w:szCs w:val="28"/>
-        </w:rPr>
-        <w:t xml:space="preserve">shi </w:t>
+        <w:t xml:space="preserve">ZenSushi </w:t>
       </w:r>
     </w:p>
     <w:p>
@@ -512,47 +501,7 @@
             <w:bCs/>
             <w:szCs w:val="28"/>
           </w:rPr>
-          <w:t>Ori</w:t>
-        </w:r>
-        <w:r>
-          <w:rPr>
-            <w:rStyle w:val="Hyperlink"/>
-            <w:rFonts w:eastAsia="Times New Roman" w:cs="Times New Roman"/>
-            <w:b/>
-            <w:bCs/>
-            <w:szCs w:val="28"/>
-          </w:rPr>
-          <w:t>g</w:t>
-        </w:r>
-        <w:r>
-          <w:rPr>
-            <w:rStyle w:val="Hyperlink"/>
-            <w:rFonts w:eastAsia="Times New Roman" w:cs="Times New Roman"/>
-            <w:b/>
-            <w:bCs/>
-            <w:szCs w:val="28"/>
-          </w:rPr>
-          <w:t>o</w:t>
-        </w:r>
-        <w:r>
-          <w:rPr>
-            <w:rStyle w:val="Hyperlink"/>
-            <w:rFonts w:eastAsia="Times New Roman" w:cs="Times New Roman"/>
-            <w:b/>
-            <w:bCs/>
-            <w:szCs w:val="28"/>
-          </w:rPr>
-          <w:t xml:space="preserve"> </w:t>
-        </w:r>
-        <w:r>
-          <w:rPr>
-            <w:rStyle w:val="Hyperlink"/>
-            <w:rFonts w:eastAsia="Times New Roman" w:cs="Times New Roman"/>
-            <w:b/>
-            <w:bCs/>
-            <w:szCs w:val="28"/>
-          </w:rPr>
-          <w:t>Coffee</w:t>
+          <w:t>Origo Coffee</w:t>
         </w:r>
       </w:hyperlink>
       <w:r>
@@ -678,27 +627,7 @@
             <w:bCs/>
             <w:szCs w:val="28"/>
           </w:rPr>
-          <w:t>Sushi T</w:t>
-        </w:r>
-        <w:r>
-          <w:rPr>
-            <w:rStyle w:val="Hyperlink"/>
-            <w:rFonts w:eastAsia="Times New Roman" w:cs="Times New Roman"/>
-            <w:b/>
-            <w:bCs/>
-            <w:szCs w:val="28"/>
-          </w:rPr>
-          <w:t>e</w:t>
-        </w:r>
-        <w:r>
-          <w:rPr>
-            <w:rStyle w:val="Hyperlink"/>
-            <w:rFonts w:eastAsia="Times New Roman" w:cs="Times New Roman"/>
-            <w:b/>
-            <w:bCs/>
-            <w:szCs w:val="28"/>
-          </w:rPr>
-          <w:t>rra</w:t>
+          <w:t>Sushi Terra</w:t>
         </w:r>
       </w:hyperlink>
       <w:r>
@@ -855,7 +784,6 @@
           <w:rFonts w:eastAsia="Times New Roman" w:cs="Times New Roman"/>
           <w:szCs w:val="28"/>
         </w:rPr>
-        <w:lastRenderedPageBreak/>
         <w:t>Pro : Designul site-ului reflectă foarte bine atmosfera și tematica locației fizice.</w:t>
       </w:r>
     </w:p>
